--- a/Tareas Semanales/TP2 - Sistemas Lineales e Invariantes en el tiempo/Informe - TS2.docx
+++ b/Tareas Semanales/TP2 - Sistemas Lineales e Invariantes en el tiempo/Informe - TS2.docx
@@ -156,172 +156,307 @@
           <w:lang w:val="es-ES"/>
         </w:rPr>
       </w:pPr>
-      <w:r>
-        <w:rPr>
-          <w:lang w:val="es-ES"/>
-        </w:rPr>
-        <w:t>En el presente trabajo se considerarán a todas las se</w:t>
-      </w:r>
-      <w:r>
-        <w:t xml:space="preserve">ñales como causales. Esto quiere decir que tienen valor cero para todo tiempo negativo </w:t>
-      </w:r>
-      <w:r>
-        <w:rPr>
-          <w:lang w:val="es-ES"/>
-        </w:rPr>
-        <w:t>(</w:t>
-      </w:r>
-      <w:r>
-        <w:rPr>
-          <w:lang w:val="es-ES"/>
-        </w:rPr>
-        <w:t xml:space="preserve">t &lt; 0), es decir, que solo existen para tiempos positivos o cero (t &gt;= 0). </w:t>
-      </w:r>
-      <m:oMath>
-        <m:r>
-          <w:rPr>
-            <w:rFonts w:ascii="Cambria Math" w:hAnsi="Cambria Math"/>
-            <w:lang w:val="es-ES"/>
-          </w:rPr>
-          <m:t>x</m:t>
-        </m:r>
-        <m:d>
-          <m:dPr>
-            <m:begChr m:val="["/>
-            <m:endChr m:val="]"/>
-            <m:ctrlPr>
-              <w:rPr>
-                <w:rFonts w:ascii="Cambria Math" w:hAnsi="Cambria Math"/>
-                <w:i/>
-                <w:lang w:val="es-ES"/>
-              </w:rPr>
-            </m:ctrlPr>
-          </m:dPr>
-          <m:e>
-            <m:r>
-              <w:rPr>
-                <w:rFonts w:ascii="Cambria Math" w:hAnsi="Cambria Math"/>
-                <w:lang w:val="es-ES"/>
-              </w:rPr>
-              <m:t>n</m:t>
-            </m:r>
-          </m:e>
-        </m:d>
-        <m:r>
-          <w:rPr>
-            <w:rFonts w:ascii="Cambria Math" w:hAnsi="Cambria Math"/>
-            <w:lang w:val="es-ES"/>
-          </w:rPr>
-          <m:t>=</m:t>
-        </m:r>
-        <m:m>
-          <m:mPr>
-            <m:mcs>
-              <m:mc>
-                <m:mcPr>
-                  <m:count m:val="1"/>
-                  <m:mcJc m:val="center"/>
-                </m:mcPr>
-              </m:mc>
-            </m:mcs>
-            <m:ctrlPr>
-              <w:rPr>
-                <w:rFonts w:ascii="Cambria Math" w:hAnsi="Cambria Math"/>
-                <w:i/>
-                <w:lang w:val="es-ES"/>
-              </w:rPr>
-            </m:ctrlPr>
-          </m:mPr>
-          <m:mr>
-            <m:e>
-              <m:r>
-                <w:rPr>
-                  <w:rFonts w:ascii="Cambria Math" w:hAnsi="Cambria Math"/>
-                  <w:lang w:val="es-ES"/>
-                </w:rPr>
-                <m:t xml:space="preserve">0   </m:t>
-              </m:r>
-              <m:r>
-                <w:rPr>
-                  <w:rFonts w:ascii="Cambria Math" w:hAnsi="Cambria Math"/>
-                  <w:lang w:val="es-ES"/>
-                </w:rPr>
-                <m:t>∀ n</m:t>
-              </m:r>
-              <m:r>
-                <w:rPr>
-                  <w:rFonts w:ascii="Cambria Math" w:hAnsi="Cambria Math"/>
-                  <w:lang w:val="es-ES"/>
-                </w:rPr>
-                <m:t>&lt;</m:t>
-              </m:r>
-              <m:r>
-                <w:rPr>
-                  <w:rFonts w:ascii="Cambria Math" w:hAnsi="Cambria Math"/>
-                  <w:lang w:val="es-ES"/>
-                </w:rPr>
-                <m:t>0</m:t>
-              </m:r>
-            </m:e>
-          </m:mr>
-          <m:mr>
-            <m:e>
-              <m:r>
-                <w:rPr>
-                  <w:rFonts w:ascii="Cambria Math" w:hAnsi="Cambria Math"/>
-                  <w:lang w:val="es-ES"/>
-                </w:rPr>
-                <m:t>x</m:t>
-              </m:r>
-              <m:d>
-                <m:dPr>
-                  <m:begChr m:val="["/>
-                  <m:endChr m:val="]"/>
-                  <m:ctrlPr>
-                    <w:rPr>
-                      <w:rFonts w:ascii="Cambria Math" w:hAnsi="Cambria Math"/>
-                      <w:i/>
-                      <w:lang w:val="es-ES"/>
-                    </w:rPr>
-                  </m:ctrlPr>
-                </m:dPr>
-                <m:e>
-                  <m:r>
-                    <w:rPr>
-                      <w:rFonts w:ascii="Cambria Math" w:hAnsi="Cambria Math"/>
-                      <w:lang w:val="es-ES"/>
-                    </w:rPr>
-                    <m:t>n</m:t>
-                  </m:r>
-                </m:e>
-              </m:d>
-              <m:r>
-                <w:rPr>
-                  <w:rFonts w:ascii="Cambria Math" w:hAnsi="Cambria Math"/>
-                  <w:lang w:val="es-ES"/>
-                </w:rPr>
-                <m:t xml:space="preserve">   ∀ n&gt;0</m:t>
-              </m:r>
-            </m:e>
-          </m:mr>
-        </m:m>
-      </m:oMath>
-      <w:r>
-        <w:rPr>
-          <w:rFonts w:eastAsiaTheme="minorEastAsia"/>
-          <w:lang w:val="es-ES"/>
-        </w:rPr>
-        <w:t xml:space="preserve"> ¿?</w:t>
-      </w:r>
+    </w:p>
+    <w:p>
+      <w:pPr>
+        <w:rPr>
+          <w:lang w:val="es-ES"/>
+        </w:rPr>
+      </w:pPr>
+      <w:r>
+        <w:rPr>
+          <w:lang w:val="es-ES"/>
+        </w:rPr>
+        <w:t xml:space="preserve">En ambos casos, los resultados fueron equivalentes, confirmando la propiedad fundamental de los sistemas *LTI*: la salida puede calcularse indistintamente aplicando la </w:t>
+      </w:r>
+      <w:proofErr w:type="spellStart"/>
+      <w:r>
+        <w:rPr>
+          <w:lang w:val="es-ES"/>
+        </w:rPr>
+        <w:t>ecuacion</w:t>
+      </w:r>
+      <w:proofErr w:type="spellEnd"/>
+      <w:r>
+        <w:rPr>
+          <w:lang w:val="es-ES"/>
+        </w:rPr>
+        <w:t xml:space="preserve"> en diferencias o </w:t>
+      </w:r>
+      <w:proofErr w:type="spellStart"/>
+      <w:r>
+        <w:rPr>
+          <w:lang w:val="es-ES"/>
+        </w:rPr>
+        <w:t>convolusionando</w:t>
+      </w:r>
+      <w:proofErr w:type="spellEnd"/>
+      <w:r>
+        <w:rPr>
+          <w:lang w:val="es-ES"/>
+        </w:rPr>
+        <w:t xml:space="preserve"> la entrada con la respuesta al impulso.</w:t>
+      </w:r>
+    </w:p>
+    <w:p>
+      <w:pPr>
+        <w:rPr>
+          <w:lang w:val="es-ES"/>
+        </w:rPr>
+      </w:pPr>
+      <w:r>
+        <w:rPr>
+          <w:lang w:val="es-ES"/>
+        </w:rPr>
+        <w:t xml:space="preserve">Para este caso, se estudia su comportamiento frente a diferentes señales de entrada previamente generadas (senoidal, senoidal amplificada y </w:t>
+      </w:r>
+      <w:proofErr w:type="spellStart"/>
+      <w:r>
+        <w:rPr>
+          <w:lang w:val="es-ES"/>
+        </w:rPr>
+        <w:t>desfazada</w:t>
+      </w:r>
+      <w:proofErr w:type="spellEnd"/>
+      <w:r>
+        <w:rPr>
+          <w:lang w:val="es-ES"/>
+        </w:rPr>
+        <w:t xml:space="preserve">, señal modulada, señal recortada, señal cuadrada, pulso rectangular), todas ellas causales. Posteriormente, se obtiene su respuesta al impulso y, a partir de ella, se verifica la equivalencia con el cálculo directo de la salida mediante convolución. </w:t>
+      </w:r>
+    </w:p>
+    <w:p>
+      <w:pPr>
+        <w:rPr>
+          <w:lang w:val="es-ES"/>
+        </w:rPr>
+      </w:pPr>
+    </w:p>
+    <w:p>
+      <w:pPr>
+        <w:rPr>
+          <w:lang w:val="es-ES"/>
+        </w:rPr>
+      </w:pPr>
+      <w:r>
+        <w:rPr>
+          <w:lang w:val="es-ES"/>
+        </w:rPr>
+        <w:t>En segundo lugar, se examinan dos sistemas adicionales definidos por las ecuaciones:</w:t>
+      </w:r>
+    </w:p>
+    <w:p>
+      <w:pPr>
+        <w:rPr>
+          <w:lang w:val="es-ES"/>
+        </w:rPr>
+      </w:pPr>
       <w:bookmarkStart w:id="0" w:name="_GoBack"/>
-      <w:bookmarkEnd w:id="0"/>
-    </w:p>
-    <w:p>
-      <w:pPr>
-        <w:rPr>
-          <w:lang w:val="es-ES"/>
-        </w:rPr>
-      </w:pPr>
+      <w:r>
+        <w:rPr>
+          <w:lang w:val="es-ES"/>
+        </w:rPr>
+        <w:t xml:space="preserve">$$ </w:t>
+      </w:r>
+    </w:p>
+    <w:p>
+      <w:pPr>
+        <w:rPr>
+          <w:lang w:val="es-ES"/>
+        </w:rPr>
+      </w:pPr>
+      <w:r>
+        <w:rPr>
+          <w:lang w:val="es-ES"/>
+        </w:rPr>
+        <w:t xml:space="preserve">y[n] = x[n] + 3 * </w:t>
+      </w:r>
+      <w:proofErr w:type="gramStart"/>
+      <w:r>
+        <w:rPr>
+          <w:lang w:val="es-ES"/>
+        </w:rPr>
+        <w:t>x[</w:t>
+      </w:r>
+      <w:proofErr w:type="gramEnd"/>
+      <w:r>
+        <w:rPr>
+          <w:lang w:val="es-ES"/>
+        </w:rPr>
+        <w:t>n - 10] \</w:t>
+      </w:r>
+      <w:proofErr w:type="spellStart"/>
+      <w:r>
+        <w:rPr>
+          <w:lang w:val="es-ES"/>
+        </w:rPr>
+        <w:t>quad</w:t>
+      </w:r>
+      <w:proofErr w:type="spellEnd"/>
+      <w:r>
+        <w:rPr>
+          <w:lang w:val="es-ES"/>
+        </w:rPr>
+        <w:t xml:space="preserve"> \</w:t>
+      </w:r>
+      <w:proofErr w:type="spellStart"/>
+      <w:r>
+        <w:rPr>
+          <w:lang w:val="es-ES"/>
+        </w:rPr>
+        <w:t>text</w:t>
+      </w:r>
+      <w:proofErr w:type="spellEnd"/>
+      <w:r>
+        <w:rPr>
+          <w:lang w:val="es-ES"/>
+        </w:rPr>
+        <w:t>{(1)}</w:t>
+      </w:r>
+    </w:p>
+    <w:p>
+      <w:pPr>
+        <w:rPr>
+          <w:lang w:val="es-ES"/>
+        </w:rPr>
+      </w:pPr>
+      <w:r>
+        <w:rPr>
+          <w:lang w:val="es-ES"/>
+        </w:rPr>
+        <w:t>$$</w:t>
+      </w:r>
+    </w:p>
+    <w:p>
+      <w:pPr>
+        <w:rPr>
+          <w:lang w:val="es-ES"/>
+        </w:rPr>
+      </w:pPr>
+      <w:r>
+        <w:rPr>
+          <w:lang w:val="es-ES"/>
+        </w:rPr>
+        <w:t>$$</w:t>
+      </w:r>
+    </w:p>
+    <w:p>
+      <w:pPr>
+        <w:rPr>
+          <w:lang w:val="es-ES"/>
+        </w:rPr>
+      </w:pPr>
+      <w:r>
+        <w:rPr>
+          <w:lang w:val="es-ES"/>
+        </w:rPr>
+        <w:t>y[n] = x[n] + 3 * y[n-10] \</w:t>
+      </w:r>
+      <w:proofErr w:type="spellStart"/>
+      <w:r>
+        <w:rPr>
+          <w:lang w:val="es-ES"/>
+        </w:rPr>
+        <w:t>quad</w:t>
+      </w:r>
+      <w:proofErr w:type="spellEnd"/>
+      <w:r>
+        <w:rPr>
+          <w:lang w:val="es-ES"/>
+        </w:rPr>
+        <w:t xml:space="preserve"> \</w:t>
+      </w:r>
+      <w:proofErr w:type="spellStart"/>
+      <w:proofErr w:type="gramStart"/>
+      <w:r>
+        <w:rPr>
+          <w:lang w:val="es-ES"/>
+        </w:rPr>
+        <w:t>text</w:t>
+      </w:r>
+      <w:proofErr w:type="spellEnd"/>
+      <w:r>
+        <w:rPr>
+          <w:lang w:val="es-ES"/>
+        </w:rPr>
+        <w:t>{</w:t>
+      </w:r>
+      <w:proofErr w:type="gramEnd"/>
+      <w:r>
+        <w:rPr>
+          <w:lang w:val="es-ES"/>
+        </w:rPr>
+        <w:t>(2)}</w:t>
+      </w:r>
+    </w:p>
+    <w:p>
+      <w:pPr>
+        <w:rPr>
+          <w:lang w:val="es-ES"/>
+        </w:rPr>
+      </w:pPr>
+      <w:r>
+        <w:rPr>
+          <w:lang w:val="es-ES"/>
+        </w:rPr>
+        <w:t>$$</w:t>
+      </w:r>
+    </w:p>
+    <w:bookmarkEnd w:id="0"/>
+    <w:p>
+      <w:pPr>
+        <w:rPr>
+          <w:lang w:val="es-ES"/>
+        </w:rPr>
+      </w:pPr>
+    </w:p>
+    <w:p>
+      <w:pPr>
+        <w:rPr>
+          <w:lang w:val="es-ES"/>
+        </w:rPr>
+      </w:pPr>
+      <w:r>
+        <w:rPr>
+          <w:lang w:val="es-ES"/>
+        </w:rPr>
+        <w:t>El primero corresponde a un sistema no recursivo (**FIR**: Finite Impulse Response), donde la salida depende solo de la entrada presenta y pasada. El segundo es recursivo (**IIR**: Infinite Impulse Response), ya que involucra retroalimentación de la salida. En ambos casos, se determina la respuesta al impulso y la salida frente a una señal senoidal de entrada.</w:t>
+      </w:r>
+    </w:p>
+    <w:p>
+      <w:pPr>
+        <w:rPr>
+          <w:lang w:val="es-ES"/>
+        </w:rPr>
+      </w:pPr>
+    </w:p>
+    <w:p>
+      <w:pPr>
+        <w:rPr>
+          <w:lang w:val="es-ES"/>
+        </w:rPr>
+      </w:pPr>
+      <w:r>
+        <w:rPr>
+          <w:lang w:val="es-ES"/>
+        </w:rPr>
+        <w:lastRenderedPageBreak/>
+        <w:t xml:space="preserve">Además de la </w:t>
+      </w:r>
+      <w:proofErr w:type="spellStart"/>
+      <w:r>
+        <w:rPr>
+          <w:lang w:val="es-ES"/>
+        </w:rPr>
+        <w:t>representacion</w:t>
+      </w:r>
+      <w:proofErr w:type="spellEnd"/>
+      <w:r>
+        <w:rPr>
+          <w:lang w:val="es-ES"/>
+        </w:rPr>
+        <w:t xml:space="preserve"> temporal, se analizaron parámetros cuantitativos como el tiempo de simulación, y se calculan la energía y la potencia de las señales de salida, lo cual permite una caracterización completa del comportamiento dinámico de cada sistema.</w:t>
+      </w:r>
     </w:p>
     <w:p>
       <w:pPr>
